--- a/lessons/3-8-group1/homework.docx
+++ b/lessons/3-8-group1/homework.docx
@@ -115,7 +115,7 @@
           <wp:inline distT="0" distB="0" distL="0" distR="0">
             <wp:extent cx="1047750" cy="790575"/>
             <wp:effectExtent t="0" r="0" b="0" l="0"/>
-            <wp:docPr id="1" name="" descr="" title=""/>
+            <wp:docPr id="1" name="Unit Rate" descr="Picture illustrating the vocabulary word &quot;Unit Rate&quot;" title="Unit Rate"/>
             <wp:cNvGraphicFramePr>
               <a:graphicFrameLocks xmlns:a="http://schemas.openxmlformats.org/drawingml/2006/main" noChangeAspect="1"/>
             </wp:cNvGraphicFramePr>
@@ -161,10 +161,10 @@
           <w:b/>
           <w:bCs/>
         </w:rPr>
-        <w:t xml:space="preserve">Unit Rate Problem Solving (Resolución de problemas con tasas unitarias)</w:t>
-      </w:r>
-      <w:r>
-        <w:t xml:space="preserve"> — Find an amount per 1 unit and use it to compare choices or solve a problem.</w:t>
+        <w:t xml:space="preserve">Unit Rate (Tasa unitaria)</w:t>
+      </w:r>
+      <w:r>
+        <w:t xml:space="preserve"> — A rate for just 1 of something, like cost for 1 item.</w:t>
       </w:r>
     </w:p>
     <w:p>
@@ -178,7 +178,70 @@
           <wp:inline distT="0" distB="0" distL="0" distR="0">
             <wp:extent cx="1047750" cy="790575"/>
             <wp:effectExtent t="0" r="0" b="0" l="0"/>
-            <wp:docPr id="1" name="" descr="" title=""/>
+            <wp:docPr id="1" name="Better Buy" descr="Picture illustrating the vocabulary word &quot;Better Buy&quot;" title="Better Buy"/>
+            <wp:cNvGraphicFramePr>
+              <a:graphicFrameLocks xmlns:a="http://schemas.openxmlformats.org/drawingml/2006/main" noChangeAspect="1"/>
+            </wp:cNvGraphicFramePr>
+            <a:graphic xmlns:a="http://schemas.openxmlformats.org/drawingml/2006/main">
+              <a:graphicData uri="http://schemas.openxmlformats.org/drawingml/2006/picture">
+                <pic:pic xmlns:pic="http://schemas.openxmlformats.org/drawingml/2006/picture">
+                  <pic:nvPicPr>
+                    <pic:cNvPr id="0" name="" descr=""/>
+                    <pic:cNvPicPr>
+                      <a:picLocks noChangeAspect="1" noChangeArrowheads="1"/>
+                    </pic:cNvPicPr>
+                  </pic:nvPicPr>
+                  <pic:blipFill>
+                    <a:blip r:embed="rId7" cstate="none"/>
+                    <a:srcRect/>
+                    <a:stretch>
+                      <a:fillRect/>
+                    </a:stretch>
+                  </pic:blipFill>
+                  <pic:spPr bwMode="auto">
+                    <a:xfrm>
+                      <a:off x="0" y="0"/>
+                      <a:ext cx="1047750" cy="790575"/>
+                    </a:xfrm>
+                    <a:prstGeom prst="rect">
+                      <a:avLst/>
+                    </a:prstGeom>
+                  </pic:spPr>
+                </pic:pic>
+              </a:graphicData>
+            </a:graphic>
+          </wp:inline>
+        </w:drawing>
+      </w:r>
+    </w:p>
+    <w:p>
+      <w:pPr>
+        <w:keepNext/>
+        <w:spacing w:after="120"/>
+      </w:pPr>
+      <w:r>
+        <w:rPr>
+          <w:b/>
+          <w:bCs/>
+        </w:rPr>
+        <w:t xml:space="preserve">Better Buy (Mejor compra)</w:t>
+      </w:r>
+      <w:r>
+        <w:t xml:space="preserve"> — The choice that costs less for each item.</w:t>
+      </w:r>
+    </w:p>
+    <w:p>
+      <w:pPr>
+        <w:keepNext/>
+        <w:spacing w:after="20" w:before="80"/>
+        <w:jc w:val="center"/>
+      </w:pPr>
+      <w:r>
+        <w:drawing>
+          <wp:inline distT="0" distB="0" distL="0" distR="0">
+            <wp:extent cx="1047750" cy="790575"/>
+            <wp:effectExtent t="0" r="0" b="0" l="0"/>
+            <wp:docPr id="1" name="Comparison" descr="Picture illustrating the vocabulary word &quot;Comparison&quot;" title="Comparison"/>
             <wp:cNvGraphicFramePr>
               <a:graphicFrameLocks xmlns:a="http://schemas.openxmlformats.org/drawingml/2006/main" noChangeAspect="1"/>
             </wp:cNvGraphicFramePr>
@@ -224,10 +287,10 @@
           <w:b/>
           <w:bCs/>
         </w:rPr>
-        <w:t xml:space="preserve">Unit Rate (Tasa unitaria)</w:t>
-      </w:r>
-      <w:r>
-        <w:t xml:space="preserve"> — A rate for just 1 of something, like cost for 1 item.</w:t>
+        <w:t xml:space="preserve">Comparison (Comparación)</w:t>
+      </w:r>
+      <w:r>
+        <w:t xml:space="preserve"> — Looking at two or more amounts to see how they are related.</w:t>
       </w:r>
     </w:p>
     <w:p>
@@ -241,7 +304,7 @@
           <wp:inline distT="0" distB="0" distL="0" distR="0">
             <wp:extent cx="1047750" cy="790575"/>
             <wp:effectExtent t="0" r="0" b="0" l="0"/>
-            <wp:docPr id="1" name="" descr="" title=""/>
+            <wp:docPr id="1" name="Per Unit" descr="Picture illustrating the vocabulary word &quot;Per Unit&quot;" title="Per Unit"/>
             <wp:cNvGraphicFramePr>
               <a:graphicFrameLocks xmlns:a="http://schemas.openxmlformats.org/drawingml/2006/main" noChangeAspect="1"/>
             </wp:cNvGraphicFramePr>
@@ -255,7 +318,7 @@
                     </pic:cNvPicPr>
                   </pic:nvPicPr>
                   <pic:blipFill>
-                    <a:blip r:embed="rId8" cstate="none"/>
+                    <a:blip r:embed="rId7" cstate="none"/>
                     <a:srcRect/>
                     <a:stretch>
                       <a:fillRect/>
@@ -287,10 +350,10 @@
           <w:b/>
           <w:bCs/>
         </w:rPr>
-        <w:t xml:space="preserve">Better Buy (Mejor compra)</w:t>
-      </w:r>
-      <w:r>
-        <w:t xml:space="preserve"> — The choice that costs less for each item.</w:t>
+        <w:t xml:space="preserve">Per Unit (Por unidad)</w:t>
+      </w:r>
+      <w:r>
+        <w:t xml:space="preserve"> — For each single item.</w:t>
       </w:r>
     </w:p>
     <w:p>
@@ -304,7 +367,70 @@
           <wp:inline distT="0" distB="0" distL="0" distR="0">
             <wp:extent cx="1047750" cy="790575"/>
             <wp:effectExtent t="0" r="0" b="0" l="0"/>
-            <wp:docPr id="1" name="" descr="" title=""/>
+            <wp:docPr id="1" name="Rate" descr="Picture illustrating the vocabulary word &quot;Rate&quot;" title="Rate"/>
+            <wp:cNvGraphicFramePr>
+              <a:graphicFrameLocks xmlns:a="http://schemas.openxmlformats.org/drawingml/2006/main" noChangeAspect="1"/>
+            </wp:cNvGraphicFramePr>
+            <a:graphic xmlns:a="http://schemas.openxmlformats.org/drawingml/2006/main">
+              <a:graphicData uri="http://schemas.openxmlformats.org/drawingml/2006/picture">
+                <pic:pic xmlns:pic="http://schemas.openxmlformats.org/drawingml/2006/picture">
+                  <pic:nvPicPr>
+                    <pic:cNvPr id="0" name="" descr=""/>
+                    <pic:cNvPicPr>
+                      <a:picLocks noChangeAspect="1" noChangeArrowheads="1"/>
+                    </pic:cNvPicPr>
+                  </pic:nvPicPr>
+                  <pic:blipFill>
+                    <a:blip r:embed="rId7" cstate="none"/>
+                    <a:srcRect/>
+                    <a:stretch>
+                      <a:fillRect/>
+                    </a:stretch>
+                  </pic:blipFill>
+                  <pic:spPr bwMode="auto">
+                    <a:xfrm>
+                      <a:off x="0" y="0"/>
+                      <a:ext cx="1047750" cy="790575"/>
+                    </a:xfrm>
+                    <a:prstGeom prst="rect">
+                      <a:avLst/>
+                    </a:prstGeom>
+                  </pic:spPr>
+                </pic:pic>
+              </a:graphicData>
+            </a:graphic>
+          </wp:inline>
+        </w:drawing>
+      </w:r>
+    </w:p>
+    <w:p>
+      <w:pPr>
+        <w:keepNext/>
+        <w:spacing w:after="120"/>
+      </w:pPr>
+      <w:r>
+        <w:rPr>
+          <w:b/>
+          <w:bCs/>
+        </w:rPr>
+        <w:t xml:space="preserve">Rate (Tasa)</w:t>
+      </w:r>
+      <w:r>
+        <w:t xml:space="preserve"> — A ratio comparing two amounts with different units, like miles per hour.</w:t>
+      </w:r>
+    </w:p>
+    <w:p>
+      <w:pPr>
+        <w:keepNext/>
+        <w:spacing w:after="20" w:before="80"/>
+        <w:jc w:val="center"/>
+      </w:pPr>
+      <w:r>
+        <w:drawing>
+          <wp:inline distT="0" distB="0" distL="0" distR="0">
+            <wp:extent cx="1047750" cy="790575"/>
+            <wp:effectExtent t="0" r="0" b="0" l="0"/>
+            <wp:docPr id="1" name="Proportion" descr="Picture illustrating the vocabulary word &quot;Proportion&quot;" title="Proportion"/>
             <wp:cNvGraphicFramePr>
               <a:graphicFrameLocks xmlns:a="http://schemas.openxmlformats.org/drawingml/2006/main" noChangeAspect="1"/>
             </wp:cNvGraphicFramePr>
@@ -350,195 +476,6 @@
           <w:b/>
           <w:bCs/>
         </w:rPr>
-        <w:t xml:space="preserve">Comparison (Comparación)</w:t>
-      </w:r>
-      <w:r>
-        <w:t xml:space="preserve"> — Looking at two or more amounts to see how they are related.</w:t>
-      </w:r>
-    </w:p>
-    <w:p>
-      <w:pPr>
-        <w:keepNext/>
-        <w:spacing w:after="20" w:before="80"/>
-        <w:jc w:val="center"/>
-      </w:pPr>
-      <w:r>
-        <w:drawing>
-          <wp:inline distT="0" distB="0" distL="0" distR="0">
-            <wp:extent cx="1047750" cy="790575"/>
-            <wp:effectExtent t="0" r="0" b="0" l="0"/>
-            <wp:docPr id="1" name="" descr="" title=""/>
-            <wp:cNvGraphicFramePr>
-              <a:graphicFrameLocks xmlns:a="http://schemas.openxmlformats.org/drawingml/2006/main" noChangeAspect="1"/>
-            </wp:cNvGraphicFramePr>
-            <a:graphic xmlns:a="http://schemas.openxmlformats.org/drawingml/2006/main">
-              <a:graphicData uri="http://schemas.openxmlformats.org/drawingml/2006/picture">
-                <pic:pic xmlns:pic="http://schemas.openxmlformats.org/drawingml/2006/picture">
-                  <pic:nvPicPr>
-                    <pic:cNvPr id="0" name="" descr=""/>
-                    <pic:cNvPicPr>
-                      <a:picLocks noChangeAspect="1" noChangeArrowheads="1"/>
-                    </pic:cNvPicPr>
-                  </pic:nvPicPr>
-                  <pic:blipFill>
-                    <a:blip r:embed="rId8" cstate="none"/>
-                    <a:srcRect/>
-                    <a:stretch>
-                      <a:fillRect/>
-                    </a:stretch>
-                  </pic:blipFill>
-                  <pic:spPr bwMode="auto">
-                    <a:xfrm>
-                      <a:off x="0" y="0"/>
-                      <a:ext cx="1047750" cy="790575"/>
-                    </a:xfrm>
-                    <a:prstGeom prst="rect">
-                      <a:avLst/>
-                    </a:prstGeom>
-                  </pic:spPr>
-                </pic:pic>
-              </a:graphicData>
-            </a:graphic>
-          </wp:inline>
-        </w:drawing>
-      </w:r>
-    </w:p>
-    <w:p>
-      <w:pPr>
-        <w:keepNext/>
-        <w:spacing w:after="120"/>
-      </w:pPr>
-      <w:r>
-        <w:rPr>
-          <w:b/>
-          <w:bCs/>
-        </w:rPr>
-        <w:t xml:space="preserve">Per Unit (Por unidad)</w:t>
-      </w:r>
-      <w:r>
-        <w:t xml:space="preserve"> — For each single item.</w:t>
-      </w:r>
-    </w:p>
-    <w:p>
-      <w:pPr>
-        <w:keepNext/>
-        <w:spacing w:after="20" w:before="80"/>
-        <w:jc w:val="center"/>
-      </w:pPr>
-      <w:r>
-        <w:drawing>
-          <wp:inline distT="0" distB="0" distL="0" distR="0">
-            <wp:extent cx="1047750" cy="790575"/>
-            <wp:effectExtent t="0" r="0" b="0" l="0"/>
-            <wp:docPr id="1" name="" descr="" title=""/>
-            <wp:cNvGraphicFramePr>
-              <a:graphicFrameLocks xmlns:a="http://schemas.openxmlformats.org/drawingml/2006/main" noChangeAspect="1"/>
-            </wp:cNvGraphicFramePr>
-            <a:graphic xmlns:a="http://schemas.openxmlformats.org/drawingml/2006/main">
-              <a:graphicData uri="http://schemas.openxmlformats.org/drawingml/2006/picture">
-                <pic:pic xmlns:pic="http://schemas.openxmlformats.org/drawingml/2006/picture">
-                  <pic:nvPicPr>
-                    <pic:cNvPr id="0" name="" descr=""/>
-                    <pic:cNvPicPr>
-                      <a:picLocks noChangeAspect="1" noChangeArrowheads="1"/>
-                    </pic:cNvPicPr>
-                  </pic:nvPicPr>
-                  <pic:blipFill>
-                    <a:blip r:embed="rId8" cstate="none"/>
-                    <a:srcRect/>
-                    <a:stretch>
-                      <a:fillRect/>
-                    </a:stretch>
-                  </pic:blipFill>
-                  <pic:spPr bwMode="auto">
-                    <a:xfrm>
-                      <a:off x="0" y="0"/>
-                      <a:ext cx="1047750" cy="790575"/>
-                    </a:xfrm>
-                    <a:prstGeom prst="rect">
-                      <a:avLst/>
-                    </a:prstGeom>
-                  </pic:spPr>
-                </pic:pic>
-              </a:graphicData>
-            </a:graphic>
-          </wp:inline>
-        </w:drawing>
-      </w:r>
-    </w:p>
-    <w:p>
-      <w:pPr>
-        <w:keepNext/>
-        <w:spacing w:after="120"/>
-      </w:pPr>
-      <w:r>
-        <w:rPr>
-          <w:b/>
-          <w:bCs/>
-        </w:rPr>
-        <w:t xml:space="preserve">Rate (Tasa)</w:t>
-      </w:r>
-      <w:r>
-        <w:t xml:space="preserve"> — A ratio comparing two amounts with different units, like miles per hour.</w:t>
-      </w:r>
-    </w:p>
-    <w:p>
-      <w:pPr>
-        <w:keepNext/>
-        <w:spacing w:after="20" w:before="80"/>
-        <w:jc w:val="center"/>
-      </w:pPr>
-      <w:r>
-        <w:drawing>
-          <wp:inline distT="0" distB="0" distL="0" distR="0">
-            <wp:extent cx="1047750" cy="790575"/>
-            <wp:effectExtent t="0" r="0" b="0" l="0"/>
-            <wp:docPr id="1" name="" descr="" title=""/>
-            <wp:cNvGraphicFramePr>
-              <a:graphicFrameLocks xmlns:a="http://schemas.openxmlformats.org/drawingml/2006/main" noChangeAspect="1"/>
-            </wp:cNvGraphicFramePr>
-            <a:graphic xmlns:a="http://schemas.openxmlformats.org/drawingml/2006/main">
-              <a:graphicData uri="http://schemas.openxmlformats.org/drawingml/2006/picture">
-                <pic:pic xmlns:pic="http://schemas.openxmlformats.org/drawingml/2006/picture">
-                  <pic:nvPicPr>
-                    <pic:cNvPr id="0" name="" descr=""/>
-                    <pic:cNvPicPr>
-                      <a:picLocks noChangeAspect="1" noChangeArrowheads="1"/>
-                    </pic:cNvPicPr>
-                  </pic:nvPicPr>
-                  <pic:blipFill>
-                    <a:blip r:embed="rId10" cstate="none"/>
-                    <a:srcRect/>
-                    <a:stretch>
-                      <a:fillRect/>
-                    </a:stretch>
-                  </pic:blipFill>
-                  <pic:spPr bwMode="auto">
-                    <a:xfrm>
-                      <a:off x="0" y="0"/>
-                      <a:ext cx="1047750" cy="790575"/>
-                    </a:xfrm>
-                    <a:prstGeom prst="rect">
-                      <a:avLst/>
-                    </a:prstGeom>
-                  </pic:spPr>
-                </pic:pic>
-              </a:graphicData>
-            </a:graphic>
-          </wp:inline>
-        </w:drawing>
-      </w:r>
-    </w:p>
-    <w:p>
-      <w:pPr>
-        <w:keepNext/>
-        <w:spacing w:after="120"/>
-      </w:pPr>
-      <w:r>
-        <w:rPr>
-          <w:b/>
-          <w:bCs/>
-        </w:rPr>
         <w:t xml:space="preserve">Proportion (Proporción)</w:t>
       </w:r>
       <w:r>
@@ -587,31 +524,31 @@
         <w:spacing w:after="40" w:before="0"/>
       </w:pPr>
       <w:r>
-        <w:t xml:space="preserve">     A. 6 for $4.50 — $0.75 each</w:t>
-      </w:r>
-    </w:p>
-    <w:p>
-      <w:pPr>
-        <w:spacing w:after="40" w:before="0"/>
-      </w:pPr>
-      <w:r>
-        <w:t xml:space="preserve">     B. 10 for $8.00 — $0.80 each</w:t>
-      </w:r>
-    </w:p>
-    <w:p>
-      <w:pPr>
-        <w:spacing w:after="40" w:before="0"/>
-      </w:pPr>
-      <w:r>
-        <w:t xml:space="preserve">     C. They cost the same per ball</w:t>
-      </w:r>
-    </w:p>
-    <w:p>
-      <w:pPr>
-        <w:spacing w:after="40" w:before="0"/>
-      </w:pPr>
-      <w:r>
-        <w:t xml:space="preserve">     D. Not enough information</w:t>
+        <w:t xml:space="preserve">     A. 10 for $8.00 — $0.80 each</w:t>
+      </w:r>
+    </w:p>
+    <w:p>
+      <w:pPr>
+        <w:spacing w:after="40" w:before="0"/>
+      </w:pPr>
+      <w:r>
+        <w:t xml:space="preserve">     B. They cost the same per ball</w:t>
+      </w:r>
+    </w:p>
+    <w:p>
+      <w:pPr>
+        <w:spacing w:after="40" w:before="0"/>
+      </w:pPr>
+      <w:r>
+        <w:t xml:space="preserve">     C. Not enough information</w:t>
+      </w:r>
+    </w:p>
+    <w:p>
+      <w:pPr>
+        <w:spacing w:after="40" w:before="0"/>
+      </w:pPr>
+      <w:r>
+        <w:t xml:space="preserve">     D. 6 for $4.50 — $0.75 each</w:t>
       </w:r>
     </w:p>
     <w:p>
@@ -642,31 +579,31 @@
         <w:spacing w:after="40" w:before="0"/>
       </w:pPr>
       <w:r>
-        <w:t xml:space="preserve">     A. 3 ounces per minute</w:t>
-      </w:r>
-    </w:p>
-    <w:p>
-      <w:pPr>
-        <w:spacing w:after="40" w:before="0"/>
-      </w:pPr>
-      <w:r>
-        <w:t xml:space="preserve">     B. 5 ounces per minute</w:t>
-      </w:r>
-    </w:p>
-    <w:p>
-      <w:pPr>
-        <w:spacing w:after="40" w:before="0"/>
-      </w:pPr>
-      <w:r>
-        <w:t xml:space="preserve">     C. 15 ounces per minute</w:t>
-      </w:r>
-    </w:p>
-    <w:p>
-      <w:pPr>
-        <w:spacing w:after="40" w:before="0"/>
-      </w:pPr>
-      <w:r>
-        <w:t xml:space="preserve">     D. 0.33 ounces per minute</w:t>
+        <w:t xml:space="preserve">     A. 0.33 ounces per minute</w:t>
+      </w:r>
+    </w:p>
+    <w:p>
+      <w:pPr>
+        <w:spacing w:after="40" w:before="0"/>
+      </w:pPr>
+      <w:r>
+        <w:t xml:space="preserve">     B. 3 ounces per minute</w:t>
+      </w:r>
+    </w:p>
+    <w:p>
+      <w:pPr>
+        <w:spacing w:after="40" w:before="0"/>
+      </w:pPr>
+      <w:r>
+        <w:t xml:space="preserve">     C. 5 ounces per minute</w:t>
+      </w:r>
+    </w:p>
+    <w:p>
+      <w:pPr>
+        <w:spacing w:after="40" w:before="0"/>
+      </w:pPr>
+      <w:r>
+        <w:t xml:space="preserve">     D. 15 ounces per minute</w:t>
       </w:r>
     </w:p>
     <w:p>
@@ -689,251 +626,31 @@
           <w:b/>
           <w:bCs/>
         </w:rPr>
-        <w:t xml:space="preserve">3. A factory produces 360 widgets in 8 hours. At the same rate, how many widgets are produced in a 12-hour shift?</w:t>
-      </w:r>
-    </w:p>
-    <w:p>
-      <w:pPr>
-        <w:spacing w:after="40" w:before="0"/>
-      </w:pPr>
-      <w:r>
-        <w:t xml:space="preserve">     A. 540 widgets</w:t>
-      </w:r>
-    </w:p>
-    <w:p>
-      <w:pPr>
-        <w:spacing w:after="40" w:before="0"/>
-      </w:pPr>
-      <w:r>
-        <w:t xml:space="preserve">     B. 480 widgets</w:t>
-      </w:r>
-    </w:p>
-    <w:p>
-      <w:pPr>
-        <w:spacing w:after="40" w:before="0"/>
-      </w:pPr>
-      <w:r>
-        <w:t xml:space="preserve">     C. 360 widgets</w:t>
-      </w:r>
-    </w:p>
-    <w:p>
-      <w:pPr>
-        <w:spacing w:after="40" w:before="0"/>
-      </w:pPr>
-      <w:r>
-        <w:t xml:space="preserve">     D. 720 widgets</w:t>
-      </w:r>
-    </w:p>
-    <w:p>
-      <w:pPr>
-        <w:spacing w:after="60" w:before="120"/>
-      </w:pPr>
-      <w:r>
-        <w:rPr>
-          <w:color w:val="BBBBBB"/>
-        </w:rPr>
-        <w:t xml:space="preserve">______________________________________________________________________</w:t>
-      </w:r>
-    </w:p>
-    <w:p>
-      <w:pPr>
-        <w:spacing w:after="80" w:before="0"/>
-      </w:pPr>
-      <w:r>
-        <w:rPr>
-          <w:b/>
-          <w:bCs/>
-        </w:rPr>
-        <w:t xml:space="preserve">4. The snack bar compares two popcorn deals: 12 oz for $3.00 or 20 oz for $4.00. Which is the better buy?</w:t>
-      </w:r>
-    </w:p>
-    <w:p>
-      <w:pPr>
-        <w:spacing w:after="40" w:before="0"/>
-      </w:pPr>
-      <w:r>
-        <w:t xml:space="preserve">     A. 20 oz for $4.00 — $0.20 per oz</w:t>
-      </w:r>
-    </w:p>
-    <w:p>
-      <w:pPr>
-        <w:spacing w:after="40" w:before="0"/>
-      </w:pPr>
-      <w:r>
-        <w:t xml:space="preserve">     B. 12 oz for $3.00 — $0.25 per oz</w:t>
-      </w:r>
-    </w:p>
-    <w:p>
-      <w:pPr>
-        <w:spacing w:after="40" w:before="0"/>
-      </w:pPr>
-      <w:r>
-        <w:t xml:space="preserve">     C. They cost the same per ounce</w:t>
-      </w:r>
-    </w:p>
-    <w:p>
-      <w:pPr>
-        <w:spacing w:after="40" w:before="0"/>
-      </w:pPr>
-      <w:r>
-        <w:t xml:space="preserve">     D. Not enough information</w:t>
-      </w:r>
-    </w:p>
-    <w:p>
-      <w:pPr>
-        <w:spacing w:after="60" w:before="120"/>
-      </w:pPr>
-      <w:r>
-        <w:rPr>
-          <w:color w:val="BBBBBB"/>
-        </w:rPr>
-        <w:t xml:space="preserve">______________________________________________________________________</w:t>
-      </w:r>
-    </w:p>
-    <w:p>
-      <w:pPr>
-        <w:spacing w:after="80" w:before="0"/>
-      </w:pPr>
-      <w:r>
-        <w:rPr>
-          <w:b/>
-          <w:bCs/>
-        </w:rPr>
-        <w:t xml:space="preserve">5. The delivery van brings arcade supplies 150 miles in 3 hours. What is the unit rate in miles per hour?</w:t>
-      </w:r>
-    </w:p>
-    <w:p>
-      <w:pPr>
-        <w:spacing w:after="40" w:before="0"/>
-      </w:pPr>
-      <w:r>
-        <w:t xml:space="preserve">     A. 50 miles per hour</w:t>
-      </w:r>
-    </w:p>
-    <w:p>
-      <w:pPr>
-        <w:spacing w:after="40" w:before="0"/>
-      </w:pPr>
-      <w:r>
-        <w:t xml:space="preserve">     B. 45 miles per hour</w:t>
-      </w:r>
-    </w:p>
-    <w:p>
-      <w:pPr>
-        <w:spacing w:after="40" w:before="0"/>
-      </w:pPr>
-      <w:r>
-        <w:t xml:space="preserve">     C. 153 miles per hour</w:t>
-      </w:r>
-    </w:p>
-    <w:p>
-      <w:pPr>
-        <w:spacing w:after="40" w:before="0"/>
-      </w:pPr>
-      <w:r>
-        <w:t xml:space="preserve">     D. 30 miles per hour</w:t>
-      </w:r>
-    </w:p>
-    <w:p>
-      <w:pPr>
-        <w:spacing w:after="60" w:before="120"/>
-      </w:pPr>
-      <w:r>
-        <w:rPr>
-          <w:color w:val="BBBBBB"/>
-        </w:rPr>
-        <w:t xml:space="preserve">______________________________________________________________________</w:t>
-      </w:r>
-    </w:p>
-    <w:p>
-      <w:pPr>
-        <w:spacing w:after="80" w:before="0"/>
-      </w:pPr>
-      <w:r>
-        <w:rPr>
-          <w:b/>
-          <w:bCs/>
-        </w:rPr>
-        <w:t xml:space="preserve">6. The ticket counter sells redemption tickets two ways: 8 tickets for $2.00 or 15 tickets for $3.00. Which costs less per ticket?</w:t>
-      </w:r>
-    </w:p>
-    <w:p>
-      <w:pPr>
-        <w:spacing w:after="40" w:before="0"/>
-      </w:pPr>
-      <w:r>
-        <w:t xml:space="preserve">     A. 15 tickets for $3.00 — $0.20 each</w:t>
-      </w:r>
-    </w:p>
-    <w:p>
-      <w:pPr>
-        <w:spacing w:after="40" w:before="0"/>
-      </w:pPr>
-      <w:r>
-        <w:t xml:space="preserve">     B. 8 tickets for $2.00 — $0.25 each</w:t>
-      </w:r>
-    </w:p>
-    <w:p>
-      <w:pPr>
-        <w:spacing w:after="40" w:before="0"/>
-      </w:pPr>
-      <w:r>
-        <w:t xml:space="preserve">     C. They cost the same per ticket</w:t>
-      </w:r>
-    </w:p>
-    <w:p>
-      <w:pPr>
-        <w:spacing w:after="40" w:before="0"/>
-      </w:pPr>
-      <w:r>
-        <w:t xml:space="preserve">     D. Cannot determine</w:t>
-      </w:r>
-    </w:p>
-    <w:p>
-      <w:pPr>
-        <w:spacing w:after="60" w:before="120"/>
-      </w:pPr>
-      <w:r>
-        <w:rPr>
-          <w:color w:val="BBBBBB"/>
-        </w:rPr>
-        <w:t xml:space="preserve">______________________________________________________________________</w:t>
-      </w:r>
-    </w:p>
-    <w:p>
-      <w:pPr>
-        <w:spacing w:after="80" w:before="0"/>
-      </w:pPr>
-      <w:r>
-        <w:rPr>
-          <w:b/>
-          <w:bCs/>
-        </w:rPr>
-        <w:t xml:space="preserve">7. Level 2 Extension — Which Water Deal Wins?</w:t>
-      </w:r>
-    </w:p>
-    <w:p>
-      <w:pPr>
-        <w:spacing w:after="40" w:before="0"/>
-      </w:pPr>
-      <w:r>
-        <w:t xml:space="preserve">   Step 1 (Which is the better buy: 4 bottles for $5.00 or 6 bottles for $7.20?): Compare two water deals for the snack bar</w:t>
-      </w:r>
-    </w:p>
-    <w:p>
-      <w:pPr>
-        <w:spacing w:after="40" w:before="0"/>
-      </w:pPr>
-      <w:r>
-        <w:t xml:space="preserve">   Step 2 (Compare the deals): $5.00 is less than $7.20, so the 4-bottle deal is the better buy.</w:t>
-      </w:r>
-    </w:p>
-    <w:p>
-      <w:pPr>
-        <w:spacing w:after="40" w:before="0"/>
-      </w:pPr>
-      <w:r>
-        <w:t xml:space="preserve">   Step 3 (Conclusion): Buy the 4 bottles for $5.00.</w:t>
+        <w:t xml:space="preserve">3. Spot the Common Mistake</w:t>
+      </w:r>
+    </w:p>
+    <w:p>
+      <w:pPr>
+        <w:spacing w:after="40" w:before="0"/>
+      </w:pPr>
+      <w:r>
+        <w:t xml:space="preserve">   Step 1 (Read): Which gum deal is the better buy: 4 packs for $2.00 or 10 packs for $4.50?</w:t>
+      </w:r>
+    </w:p>
+    <w:p>
+      <w:pPr>
+        <w:spacing w:after="40" w:before="0"/>
+      </w:pPr>
+      <w:r>
+        <w:t xml:space="preserve">   Step 2 (Attempt): A student says: "$2.00 is less than $4.50, so 4 packs for $2.00 is the better buy."</w:t>
+      </w:r>
+    </w:p>
+    <w:p>
+      <w:pPr>
+        <w:spacing w:after="40" w:before="0"/>
+      </w:pPr>
+      <w:r>
+        <w:t xml:space="preserve">   Step 3 (Check): The student compared the total prices instead of the cost for one pack.</w:t>
       </w:r>
     </w:p>
     <w:p>
@@ -990,39 +707,298 @@
           <w:b/>
           <w:bCs/>
         </w:rPr>
-        <w:t xml:space="preserve">8. Find the Unit Rate Error</w:t>
-      </w:r>
-    </w:p>
-    <w:p>
-      <w:pPr>
-        <w:spacing w:after="40" w:before="0"/>
-      </w:pPr>
-      <w:r>
-        <w:t xml:space="preserve">   Step 1 (Which is the better buy: 5 lb for $8.75 or 3 lb for $5.10?): Compare two deals</w:t>
-      </w:r>
-    </w:p>
-    <w:p>
-      <w:pPr>
-        <w:spacing w:after="40" w:before="0"/>
-      </w:pPr>
-      <w:r>
-        <w:t xml:space="preserve">   Step 2 (Find unit rate for Deal 1): 5 ÷ $8.75 = 0.57 lb per dollar</w:t>
-      </w:r>
-    </w:p>
-    <w:p>
-      <w:pPr>
-        <w:spacing w:after="40" w:before="0"/>
-      </w:pPr>
-      <w:r>
-        <w:t xml:space="preserve">   Step 3 (Find unit rate for Deal 2): 3 ÷ $5.10 = 0.59 lb per dollar</w:t>
-      </w:r>
-    </w:p>
-    <w:p>
-      <w:pPr>
-        <w:spacing w:after="40" w:before="0"/>
-      </w:pPr>
-      <w:r>
-        <w:t xml:space="preserve">   Step 4 (Compare): 0.59 &gt; 0.57, so Deal 2 is the better buy</w:t>
+        <w:t xml:space="preserve">4. A machine dispenses 24 tokens in 3 minutes. At this rate, how many tokens does it dispense in 10 minutes?</w:t>
+      </w:r>
+    </w:p>
+    <w:p>
+      <w:pPr>
+        <w:spacing w:after="40" w:before="0"/>
+      </w:pPr>
+      <w:r>
+        <w:t xml:space="preserve">     A. 60 tokens</w:t>
+      </w:r>
+    </w:p>
+    <w:p>
+      <w:pPr>
+        <w:spacing w:after="40" w:before="0"/>
+      </w:pPr>
+      <w:r>
+        <w:t xml:space="preserve">     B. 72 tokens</w:t>
+      </w:r>
+    </w:p>
+    <w:p>
+      <w:pPr>
+        <w:spacing w:after="40" w:before="0"/>
+      </w:pPr>
+      <w:r>
+        <w:t xml:space="preserve">     C. 80 tokens</w:t>
+      </w:r>
+    </w:p>
+    <w:p>
+      <w:pPr>
+        <w:spacing w:after="40" w:before="0"/>
+      </w:pPr>
+      <w:r>
+        <w:t xml:space="preserve">     D. 240 tokens</w:t>
+      </w:r>
+    </w:p>
+    <w:p>
+      <w:pPr>
+        <w:spacing w:after="60" w:before="120"/>
+      </w:pPr>
+      <w:r>
+        <w:rPr>
+          <w:color w:val="BBBBBB"/>
+        </w:rPr>
+        <w:t xml:space="preserve">______________________________________________________________________</w:t>
+      </w:r>
+    </w:p>
+    <w:p>
+      <w:pPr>
+        <w:spacing w:after="80" w:before="0"/>
+      </w:pPr>
+      <w:r>
+        <w:rPr>
+          <w:b/>
+          <w:bCs/>
+        </w:rPr>
+        <w:t xml:space="preserve">5. A factory produces 360 widgets in 8 hours. At the same rate, how many widgets are produced in a 12-hour shift?</w:t>
+      </w:r>
+    </w:p>
+    <w:p>
+      <w:pPr>
+        <w:spacing w:after="40" w:before="0"/>
+      </w:pPr>
+      <w:r>
+        <w:t xml:space="preserve">     A. 360 widgets</w:t>
+      </w:r>
+    </w:p>
+    <w:p>
+      <w:pPr>
+        <w:spacing w:after="40" w:before="0"/>
+      </w:pPr>
+      <w:r>
+        <w:t xml:space="preserve">     B. 480 widgets</w:t>
+      </w:r>
+    </w:p>
+    <w:p>
+      <w:pPr>
+        <w:spacing w:after="40" w:before="0"/>
+      </w:pPr>
+      <w:r>
+        <w:t xml:space="preserve">     C. 540 widgets</w:t>
+      </w:r>
+    </w:p>
+    <w:p>
+      <w:pPr>
+        <w:spacing w:after="40" w:before="0"/>
+      </w:pPr>
+      <w:r>
+        <w:t xml:space="preserve">     D. 720 widgets</w:t>
+      </w:r>
+    </w:p>
+    <w:p>
+      <w:pPr>
+        <w:spacing w:after="60" w:before="120"/>
+      </w:pPr>
+      <w:r>
+        <w:rPr>
+          <w:color w:val="BBBBBB"/>
+        </w:rPr>
+        <w:t xml:space="preserve">______________________________________________________________________</w:t>
+      </w:r>
+    </w:p>
+    <w:p>
+      <w:pPr>
+        <w:spacing w:after="80" w:before="0"/>
+      </w:pPr>
+      <w:r>
+        <w:rPr>
+          <w:b/>
+          <w:bCs/>
+        </w:rPr>
+        <w:t xml:space="preserve">6. The snack bar compares two popcorn deals: 12 oz for $3.00 or 20 oz for $4.00. Which is the better buy?</w:t>
+      </w:r>
+    </w:p>
+    <w:p>
+      <w:pPr>
+        <w:spacing w:after="40" w:before="0"/>
+      </w:pPr>
+      <w:r>
+        <w:t xml:space="preserve">     A. 12 oz for $3.00 — $0.25 per oz</w:t>
+      </w:r>
+    </w:p>
+    <w:p>
+      <w:pPr>
+        <w:spacing w:after="40" w:before="0"/>
+      </w:pPr>
+      <w:r>
+        <w:t xml:space="preserve">     B. They cost the same per ounce</w:t>
+      </w:r>
+    </w:p>
+    <w:p>
+      <w:pPr>
+        <w:spacing w:after="40" w:before="0"/>
+      </w:pPr>
+      <w:r>
+        <w:t xml:space="preserve">     C. Not enough information</w:t>
+      </w:r>
+    </w:p>
+    <w:p>
+      <w:pPr>
+        <w:spacing w:after="40" w:before="0"/>
+      </w:pPr>
+      <w:r>
+        <w:t xml:space="preserve">     D. 20 oz for $4.00 — $0.20 per oz</w:t>
+      </w:r>
+    </w:p>
+    <w:p>
+      <w:pPr>
+        <w:spacing w:after="60" w:before="120"/>
+      </w:pPr>
+      <w:r>
+        <w:rPr>
+          <w:color w:val="BBBBBB"/>
+        </w:rPr>
+        <w:t xml:space="preserve">______________________________________________________________________</w:t>
+      </w:r>
+    </w:p>
+    <w:p>
+      <w:pPr>
+        <w:spacing w:after="80" w:before="0"/>
+      </w:pPr>
+      <w:r>
+        <w:rPr>
+          <w:b/>
+          <w:bCs/>
+        </w:rPr>
+        <w:t xml:space="preserve">7. The delivery van brings arcade supplies 150 miles in 3 hours. What is the unit rate in miles per hour?</w:t>
+      </w:r>
+    </w:p>
+    <w:p>
+      <w:pPr>
+        <w:spacing w:after="40" w:before="0"/>
+      </w:pPr>
+      <w:r>
+        <w:t xml:space="preserve">     A. 30 miles per hour</w:t>
+      </w:r>
+    </w:p>
+    <w:p>
+      <w:pPr>
+        <w:spacing w:after="40" w:before="0"/>
+      </w:pPr>
+      <w:r>
+        <w:t xml:space="preserve">     B. 45 miles per hour</w:t>
+      </w:r>
+    </w:p>
+    <w:p>
+      <w:pPr>
+        <w:spacing w:after="40" w:before="0"/>
+      </w:pPr>
+      <w:r>
+        <w:t xml:space="preserve">     C. 50 miles per hour</w:t>
+      </w:r>
+    </w:p>
+    <w:p>
+      <w:pPr>
+        <w:spacing w:after="40" w:before="0"/>
+      </w:pPr>
+      <w:r>
+        <w:t xml:space="preserve">     D. 153 miles per hour</w:t>
+      </w:r>
+    </w:p>
+    <w:p>
+      <w:pPr>
+        <w:spacing w:after="60" w:before="120"/>
+      </w:pPr>
+      <w:r>
+        <w:rPr>
+          <w:color w:val="BBBBBB"/>
+        </w:rPr>
+        <w:t xml:space="preserve">______________________________________________________________________</w:t>
+      </w:r>
+    </w:p>
+    <w:p>
+      <w:pPr>
+        <w:spacing w:after="80" w:before="0"/>
+      </w:pPr>
+      <w:r>
+        <w:rPr>
+          <w:b/>
+          <w:bCs/>
+        </w:rPr>
+        <w:t xml:space="preserve">8. The ticket counter sells redemption tickets two ways: 8 tickets for $2.00 or 15 tickets for $3.00. Which costs less per ticket?</w:t>
+      </w:r>
+    </w:p>
+    <w:p>
+      <w:pPr>
+        <w:spacing w:after="40" w:before="0"/>
+      </w:pPr>
+      <w:r>
+        <w:t xml:space="preserve">     A. 8 tickets for $2.00 — $0.25 each</w:t>
+      </w:r>
+    </w:p>
+    <w:p>
+      <w:pPr>
+        <w:spacing w:after="40" w:before="0"/>
+      </w:pPr>
+      <w:r>
+        <w:t xml:space="preserve">     B. They cost the same per ticket</w:t>
+      </w:r>
+    </w:p>
+    <w:p>
+      <w:pPr>
+        <w:spacing w:after="40" w:before="0"/>
+      </w:pPr>
+      <w:r>
+        <w:t xml:space="preserve">     C. Cannot determine</w:t>
+      </w:r>
+    </w:p>
+    <w:p>
+      <w:pPr>
+        <w:spacing w:after="40" w:before="0"/>
+      </w:pPr>
+      <w:r>
+        <w:t xml:space="preserve">     D. 15 tickets for $3.00 — $0.20 each</w:t>
+      </w:r>
+    </w:p>
+    <w:p>
+      <w:pPr>
+        <w:spacing w:after="60" w:before="120"/>
+      </w:pPr>
+      <w:r>
+        <w:rPr>
+          <w:color w:val="BBBBBB"/>
+        </w:rPr>
+        <w:t xml:space="preserve">______________________________________________________________________</w:t>
+      </w:r>
+    </w:p>
+    <w:p>
+      <w:pPr>
+        <w:spacing w:after="80" w:before="0"/>
+      </w:pPr>
+      <w:r>
+        <w:rPr>
+          <w:b/>
+          <w:bCs/>
+        </w:rPr>
+        <w:t xml:space="preserve">9. Fix our table's thinking</w:t>
+      </w:r>
+    </w:p>
+    <w:p>
+      <w:pPr>
+        <w:spacing w:after="40" w:before="0"/>
+      </w:pPr>
+      <w:r>
+        <w:t xml:space="preserve">   Step 1 (The problem): The ticket counter sells redemption tickets two ways: 8 tickets for $2.00 or 15 tickets for $3.00. Which costs less per ticket?</w:t>
+      </w:r>
+    </w:p>
+    <w:p>
+      <w:pPr>
+        <w:spacing w:after="40" w:before="0"/>
+      </w:pPr>
+      <w:r>
+        <w:t xml:space="preserve">   Step 2 (A classmate at our table answered): Cannot determine</w:t>
       </w:r>
     </w:p>
     <w:p>
@@ -1097,7 +1073,7 @@
           <w:b/>
           <w:bCs/>
         </w:rPr>
-        <w:t xml:space="preserve">1. A. 6 for $4.50 — $0.75 each</w:t>
+        <w:t xml:space="preserve">1. D. 6 for $4.50 — $0.75 each</w:t>
       </w:r>
     </w:p>
     <w:p>
@@ -1129,7 +1105,7 @@
           <w:b/>
           <w:bCs/>
         </w:rPr>
-        <w:t xml:space="preserve">2. A. 3 ounces per minute</w:t>
+        <w:t xml:space="preserve">2. B. 3 ounces per minute</w:t>
       </w:r>
     </w:p>
     <w:p>
@@ -1161,7 +1137,7 @@
           <w:b/>
           <w:bCs/>
         </w:rPr>
-        <w:t xml:space="preserve">3. A. 540 widgets</w:t>
+        <w:t xml:space="preserve">3. Spot the Common Mistake</w:t>
       </w:r>
     </w:p>
     <w:p>
@@ -1169,7 +1145,43 @@
         <w:spacing w:after="20" w:before="0"/>
       </w:pPr>
       <w:r>
-        <w:t xml:space="preserve">     Unit rate: 360 ÷ 8 = 45 widgets per hour. In 12 hours: 45 × 12 = 540 widgets.</w:t>
+        <w:t xml:space="preserve">     The mistake is in Step 2.</w:t>
+      </w:r>
+    </w:p>
+    <w:p>
+      <w:pPr>
+        <w:spacing w:after="20" w:before="0"/>
+      </w:pPr>
+      <w:r>
+        <w:t xml:space="preserve">     Correct work: Find the cost per pack first. 4 packs: $2.00 ÷ 4 = $0.50 per pack. 10 packs: $4.50 ÷ 10 = $0.45 per pack. Since $0.45 &lt; $0.50, the 10-pack deal for $4.50 is actually the better buy.</w:t>
+      </w:r>
+    </w:p>
+    <w:p>
+      <w:pPr>
+        <w:spacing w:after="80" w:before="0"/>
+      </w:pPr>
+      <w:r>
+        <w:t xml:space="preserve">     Watch for: The attempt compared the two totals, but $2.00 buys only 4 packs while $4.50 buys 10. Dividing gives $2.00 ÷ 4 = $0.50 per pack and $4.50 ÷ 10 = $0.45 per pack, so the bigger deal is the one that costs less for each pack.</w:t>
+      </w:r>
+    </w:p>
+    <w:p>
+      <w:pPr>
+        <w:spacing w:after="40" w:before="0"/>
+      </w:pPr>
+      <w:r>
+        <w:rPr>
+          <w:b/>
+          <w:bCs/>
+        </w:rPr>
+        <w:t xml:space="preserve">4. C. 80 tokens</w:t>
+      </w:r>
+    </w:p>
+    <w:p>
+      <w:pPr>
+        <w:spacing w:after="20" w:before="0"/>
+      </w:pPr>
+      <w:r>
+        <w:t xml:space="preserve">     Unit rate: 24 ÷ 3 = 8 tokens per minute. In 10 minutes: 8 × 10 = 80 tokens.</w:t>
       </w:r>
     </w:p>
     <w:p>
@@ -1193,7 +1205,7 @@
           <w:b/>
           <w:bCs/>
         </w:rPr>
-        <w:t xml:space="preserve">4. A. 20 oz for $4.00 — $0.20 per oz</w:t>
+        <w:t xml:space="preserve">5. C. 540 widgets</w:t>
       </w:r>
     </w:p>
     <w:p>
@@ -1201,7 +1213,7 @@
         <w:spacing w:after="20" w:before="0"/>
       </w:pPr>
       <w:r>
-        <w:t xml:space="preserve">     12 oz: $3.00 ÷ 12 = $0.25 per oz. 20 oz: $4.00 ÷ 20 = $0.20 per oz. $0.20 &lt; $0.25, so 20 oz for $4.00 is the better buy.</w:t>
+        <w:t xml:space="preserve">     Unit rate: 360 ÷ 8 = 45 widgets per hour. In 12 hours: 45 × 12 = 540 widgets.</w:t>
       </w:r>
     </w:p>
     <w:p>
@@ -1225,7 +1237,7 @@
           <w:b/>
           <w:bCs/>
         </w:rPr>
-        <w:t xml:space="preserve">5. A. 50 miles per hour</w:t>
+        <w:t xml:space="preserve">6. D. 20 oz for $4.00 — $0.20 per oz</w:t>
       </w:r>
     </w:p>
     <w:p>
@@ -1233,7 +1245,7 @@
         <w:spacing w:after="20" w:before="0"/>
       </w:pPr>
       <w:r>
-        <w:t xml:space="preserve">     150 ÷ 3 = 50 miles per hour.</w:t>
+        <w:t xml:space="preserve">     12 oz: $3.00 ÷ 12 = $0.25 per oz. 20 oz: $4.00 ÷ 20 = $0.20 per oz. $0.20 &lt; $0.25, so 20 oz for $4.00 is the better buy.</w:t>
       </w:r>
     </w:p>
     <w:p>
@@ -1257,7 +1269,7 @@
           <w:b/>
           <w:bCs/>
         </w:rPr>
-        <w:t xml:space="preserve">6. A. 15 tickets for $3.00 — $0.20 each</w:t>
+        <w:t xml:space="preserve">7. C. 50 miles per hour</w:t>
       </w:r>
     </w:p>
     <w:p>
@@ -1265,7 +1277,7 @@
         <w:spacing w:after="20" w:before="0"/>
       </w:pPr>
       <w:r>
-        <w:t xml:space="preserve">     8 for $2.00: $2.00 ÷ 8 = $0.25 each. 15 for $3.00: $3.00 ÷ 15 = $0.20 each. $0.20 &lt; $0.25, so 15 for $3.00 is cheaper per ticket.</w:t>
+        <w:t xml:space="preserve">     150 ÷ 3 = 50 miles per hour.</w:t>
       </w:r>
     </w:p>
     <w:p>
@@ -1289,7 +1301,7 @@
           <w:b/>
           <w:bCs/>
         </w:rPr>
-        <w:t xml:space="preserve">7. Level 2 Extension — Which Water Deal Wins?</w:t>
+        <w:t xml:space="preserve">8. D. 15 tickets for $3.00 — $0.20 each</w:t>
       </w:r>
     </w:p>
     <w:p>
@@ -1297,6 +1309,38 @@
         <w:spacing w:after="20" w:before="0"/>
       </w:pPr>
       <w:r>
+        <w:t xml:space="preserve">     8 for $2.00: $2.00 ÷ 8 = $0.25 each. 15 for $3.00: $3.00 ÷ 15 = $0.20 each. $0.20 &lt; $0.25, so 15 for $3.00 is cheaper per ticket.</w:t>
+      </w:r>
+    </w:p>
+    <w:p>
+      <w:pPr>
+        <w:spacing w:after="80" w:before="0"/>
+      </w:pPr>
+      <w:r>
+        <w:rPr>
+          <w:i/>
+          <w:iCs/>
+        </w:rPr>
+        <w:t xml:space="preserve">     Watch for: A common mistake in Solve Problems with Unit Rates is comparing the total prices instead of the cost per item — the deal with the smaller total can still cost more per unit. Always reduce each option to its unit rate before you decide, then pick the lower one.</w:t>
+      </w:r>
+    </w:p>
+    <w:p>
+      <w:pPr>
+        <w:spacing w:after="40" w:before="0"/>
+      </w:pPr>
+      <w:r>
+        <w:rPr>
+          <w:b/>
+          <w:bCs/>
+        </w:rPr>
+        <w:t xml:space="preserve">9. Fix our table's thinking</w:t>
+      </w:r>
+    </w:p>
+    <w:p>
+      <w:pPr>
+        <w:spacing w:after="20" w:before="0"/>
+      </w:pPr>
+      <w:r>
         <w:t xml:space="preserve">     The mistake is in Step 2.</w:t>
       </w:r>
     </w:p>
@@ -1305,51 +1349,7 @@
         <w:spacing w:after="20" w:before="0"/>
       </w:pPr>
       <w:r>
-        <w:t xml:space="preserve">     Correct work: You must compare the unit rate (cost per bottle), not the totals. 4 for $5.00: $5.00 ÷ 4 = $1.25 per bottle. 6 for $7.20: $7.20 ÷ 6 = $1.20 per bottle. $1.20 &lt; $1.25, so the 6-bottle deal for $7.20 is actually the better buy.</w:t>
-      </w:r>
-    </w:p>
-    <w:p>
-      <w:pPr>
-        <w:spacing w:after="80" w:before="0"/>
-      </w:pPr>
-      <w:r>
-        <w:t xml:space="preserve">     Watch for: The comparison step looked only at the totals, but $5.00 buys 4 bottles while $7.20 buys 6. Per bottle it is $5.00 ÷ 4 = $1.25 against $7.20 ÷ 6 = $1.20, so the 6-bottle deal is the better buy.</w:t>
-      </w:r>
-    </w:p>
-    <w:p>
-      <w:pPr>
-        <w:spacing w:after="40" w:before="0"/>
-      </w:pPr>
-      <w:r>
-        <w:rPr>
-          <w:b/>
-          <w:bCs/>
-        </w:rPr>
-        <w:t xml:space="preserve">8. Find the Unit Rate Error</w:t>
-      </w:r>
-    </w:p>
-    <w:p>
-      <w:pPr>
-        <w:spacing w:after="20" w:before="0"/>
-      </w:pPr>
-      <w:r>
-        <w:t xml:space="preserve">     The mistake is in Step 2.</w:t>
-      </w:r>
-    </w:p>
-    <w:p>
-      <w:pPr>
-        <w:spacing w:after="20" w:before="0"/>
-      </w:pPr>
-      <w:r>
-        <w:t xml:space="preserve">     Correct work: To find cost per pound, divide price by pounds: $8.75 ÷ 5 = $1.75 per lb, $5.10 ÷ 3 = $1.70 per lb. Deal 2 ($1.70/lb) is still the better buy — but the correct unit rates are dollars per pound, not pounds per dollar.</w:t>
-      </w:r>
-    </w:p>
-    <w:p>
-      <w:pPr>
-        <w:spacing w:after="80" w:before="0"/>
-      </w:pPr>
-      <w:r>
-        <w:t xml:space="preserve">     Watch for: The first unit-rate step divided pounds by dollars, which gives pounds per dollar instead of the cost per pound the question asks about. Dividing price by weight gives $8.75 ÷ 5 = $1.75 per pound and $5.10 ÷ 3 = $1.70 per pound, so Deal 2 is cheaper — the same choice, now backed by the rate that was actually requested.</w:t>
+        <w:t xml:space="preserve">     Correct work: The correct answer is 15 tickets for $3.00 — $0.20 each. 8 for $2.00: $2.00 ÷ 8 = $0.25 each. 15 for $3.00: $3.00 ÷ 15 = $0.20 each. $0.20 &lt; $0.25, so 15 for $3.00 is cheaper per ticket.</w:t>
       </w:r>
     </w:p>
     <w:sectPr>
@@ -1538,7 +1538,14 @@
 <file path=word/styles.xml><?xml version="1.0" encoding="utf-8"?>
 <w:styles xmlns:mc="http://schemas.openxmlformats.org/markup-compatibility/2006" xmlns:r="http://schemas.openxmlformats.org/officeDocument/2006/relationships" xmlns:w="http://schemas.openxmlformats.org/wordprocessingml/2006/main" xmlns:w14="http://schemas.microsoft.com/office/word/2010/wordml" xmlns:w15="http://schemas.microsoft.com/office/word/2012/wordml" mc:Ignorable="w14 w15">
   <w:docDefaults>
-    <w:rPrDefault/>
+    <w:rPrDefault>
+      <w:rPr>
+        <w:rFonts w:ascii="Arial" w:cs="Arial" w:eastAsia="Arial" w:hAnsi="Arial"/>
+        <w:sz w:val="22"/>
+        <w:szCs w:val="22"/>
+        <w:lang w:val="en-US"/>
+      </w:rPr>
+    </w:rPrDefault>
     <w:pPrDefault/>
   </w:docDefaults>
   <w:style w:type="paragraph" w:styleId="Title">
@@ -1556,10 +1563,16 @@
     <w:basedOn w:val="Normal"/>
     <w:next w:val="Normal"/>
     <w:qFormat/>
+    <w:pPr>
+      <w:keepNext/>
+    </w:pPr>
     <w:rPr>
-      <w:color w:val="2E74B5"/>
-      <w:sz w:val="32"/>
-      <w:szCs w:val="32"/>
+      <w:rFonts w:ascii="Arial" w:cs="Arial" w:eastAsia="Arial" w:hAnsi="Arial"/>
+      <w:b/>
+      <w:bCs/>
+      <w:color w:val="183E56"/>
+      <w:sz w:val="34"/>
+      <w:szCs w:val="34"/>
     </w:rPr>
   </w:style>
   <w:style w:type="paragraph" w:styleId="Heading2">
@@ -1567,8 +1580,14 @@
     <w:basedOn w:val="Normal"/>
     <w:next w:val="Normal"/>
     <w:qFormat/>
+    <w:pPr>
+      <w:keepNext/>
+    </w:pPr>
     <w:rPr>
-      <w:color w:val="2E74B5"/>
+      <w:rFonts w:ascii="Arial" w:cs="Arial" w:eastAsia="Arial" w:hAnsi="Arial"/>
+      <w:b/>
+      <w:bCs/>
+      <w:color w:val="176B70"/>
       <w:sz w:val="26"/>
       <w:szCs w:val="26"/>
     </w:rPr>

--- a/lessons/3-8-group1/homework.docx
+++ b/lessons/3-8-group1/homework.docx
@@ -1046,312 +1046,6 @@
         <w:t xml:space="preserve">______________________________________________________________________</w:t>
       </w:r>
     </w:p>
-    <w:p>
-      <w:r>
-        <w:br w:type="page"/>
-      </w:r>
-    </w:p>
-    <w:p>
-      <w:pPr>
-        <w:pStyle w:val="Heading1"/>
-        <w:spacing w:after="120"/>
-      </w:pPr>
-      <w:r>
-        <w:rPr>
-          <w:b/>
-          <w:bCs/>
-        </w:rPr>
-        <w:t xml:space="preserve">Answer Key (Teacher)</w:t>
-      </w:r>
-    </w:p>
-    <w:p>
-      <w:pPr>
-        <w:spacing w:after="40" w:before="0"/>
-      </w:pPr>
-      <w:r>
-        <w:rPr>
-          <w:b/>
-          <w:bCs/>
-        </w:rPr>
-        <w:t xml:space="preserve">1. D. 6 for $4.50 — $0.75 each</w:t>
-      </w:r>
-    </w:p>
-    <w:p>
-      <w:pPr>
-        <w:spacing w:after="20" w:before="0"/>
-      </w:pPr>
-      <w:r>
-        <w:t xml:space="preserve">     $4.50 ÷ 6 = $0.75 each. $8.00 ÷ 10 = $0.80 each. $0.75 &lt; $0.80, so 6 for $4.50 is the better buy.</w:t>
-      </w:r>
-    </w:p>
-    <w:p>
-      <w:pPr>
-        <w:spacing w:after="80" w:before="0"/>
-      </w:pPr>
-      <w:r>
-        <w:rPr>
-          <w:i/>
-          <w:iCs/>
-        </w:rPr>
-        <w:t xml:space="preserve">     Watch for: A common mistake in Solve Problems with Unit Rates is comparing the total prices instead of the cost per item — the deal with the smaller total can still cost more per unit. Always reduce each option to its unit rate before you decide, then pick the lower one.</w:t>
-      </w:r>
-    </w:p>
-    <w:p>
-      <w:pPr>
-        <w:spacing w:after="40" w:before="0"/>
-      </w:pPr>
-      <w:r>
-        <w:rPr>
-          <w:b/>
-          <w:bCs/>
-        </w:rPr>
-        <w:t xml:space="preserve">2. B. 3 ounces per minute</w:t>
-      </w:r>
-    </w:p>
-    <w:p>
-      <w:pPr>
-        <w:spacing w:after="20" w:before="0"/>
-      </w:pPr>
-      <w:r>
-        <w:t xml:space="preserve">     15 ÷ 5 = 3 ounces per minute.</w:t>
-      </w:r>
-    </w:p>
-    <w:p>
-      <w:pPr>
-        <w:spacing w:after="80" w:before="0"/>
-      </w:pPr>
-      <w:r>
-        <w:rPr>
-          <w:i/>
-          <w:iCs/>
-        </w:rPr>
-        <w:t xml:space="preserve">     Watch for: A common mistake in Solve Problems with Unit Rates is comparing the total prices instead of the cost per item — the deal with the smaller total can still cost more per unit. Always reduce each option to its unit rate before you decide, then pick the lower one.</w:t>
-      </w:r>
-    </w:p>
-    <w:p>
-      <w:pPr>
-        <w:spacing w:after="40" w:before="0"/>
-      </w:pPr>
-      <w:r>
-        <w:rPr>
-          <w:b/>
-          <w:bCs/>
-        </w:rPr>
-        <w:t xml:space="preserve">3. Spot the Common Mistake</w:t>
-      </w:r>
-    </w:p>
-    <w:p>
-      <w:pPr>
-        <w:spacing w:after="20" w:before="0"/>
-      </w:pPr>
-      <w:r>
-        <w:t xml:space="preserve">     The mistake is in Step 2.</w:t>
-      </w:r>
-    </w:p>
-    <w:p>
-      <w:pPr>
-        <w:spacing w:after="20" w:before="0"/>
-      </w:pPr>
-      <w:r>
-        <w:t xml:space="preserve">     Correct work: Find the cost per pack first. 4 packs: $2.00 ÷ 4 = $0.50 per pack. 10 packs: $4.50 ÷ 10 = $0.45 per pack. Since $0.45 &lt; $0.50, the 10-pack deal for $4.50 is actually the better buy.</w:t>
-      </w:r>
-    </w:p>
-    <w:p>
-      <w:pPr>
-        <w:spacing w:after="80" w:before="0"/>
-      </w:pPr>
-      <w:r>
-        <w:t xml:space="preserve">     Watch for: The attempt compared the two totals, but $2.00 buys only 4 packs while $4.50 buys 10. Dividing gives $2.00 ÷ 4 = $0.50 per pack and $4.50 ÷ 10 = $0.45 per pack, so the bigger deal is the one that costs less for each pack.</w:t>
-      </w:r>
-    </w:p>
-    <w:p>
-      <w:pPr>
-        <w:spacing w:after="40" w:before="0"/>
-      </w:pPr>
-      <w:r>
-        <w:rPr>
-          <w:b/>
-          <w:bCs/>
-        </w:rPr>
-        <w:t xml:space="preserve">4. C. 80 tokens</w:t>
-      </w:r>
-    </w:p>
-    <w:p>
-      <w:pPr>
-        <w:spacing w:after="20" w:before="0"/>
-      </w:pPr>
-      <w:r>
-        <w:t xml:space="preserve">     Unit rate: 24 ÷ 3 = 8 tokens per minute. In 10 minutes: 8 × 10 = 80 tokens.</w:t>
-      </w:r>
-    </w:p>
-    <w:p>
-      <w:pPr>
-        <w:spacing w:after="80" w:before="0"/>
-      </w:pPr>
-      <w:r>
-        <w:rPr>
-          <w:i/>
-          <w:iCs/>
-        </w:rPr>
-        <w:t xml:space="preserve">     Watch for: A common mistake in Solve Problems with Unit Rates is comparing the total prices instead of the cost per item — the deal with the smaller total can still cost more per unit. Always reduce each option to its unit rate before you decide, then pick the lower one.</w:t>
-      </w:r>
-    </w:p>
-    <w:p>
-      <w:pPr>
-        <w:spacing w:after="40" w:before="0"/>
-      </w:pPr>
-      <w:r>
-        <w:rPr>
-          <w:b/>
-          <w:bCs/>
-        </w:rPr>
-        <w:t xml:space="preserve">5. C. 540 widgets</w:t>
-      </w:r>
-    </w:p>
-    <w:p>
-      <w:pPr>
-        <w:spacing w:after="20" w:before="0"/>
-      </w:pPr>
-      <w:r>
-        <w:t xml:space="preserve">     Unit rate: 360 ÷ 8 = 45 widgets per hour. In 12 hours: 45 × 12 = 540 widgets.</w:t>
-      </w:r>
-    </w:p>
-    <w:p>
-      <w:pPr>
-        <w:spacing w:after="80" w:before="0"/>
-      </w:pPr>
-      <w:r>
-        <w:rPr>
-          <w:i/>
-          <w:iCs/>
-        </w:rPr>
-        <w:t xml:space="preserve">     Watch for: A common mistake in Solve Problems with Unit Rates is comparing the total prices instead of the cost per item — the deal with the smaller total can still cost more per unit. Always reduce each option to its unit rate before you decide, then pick the lower one.</w:t>
-      </w:r>
-    </w:p>
-    <w:p>
-      <w:pPr>
-        <w:spacing w:after="40" w:before="0"/>
-      </w:pPr>
-      <w:r>
-        <w:rPr>
-          <w:b/>
-          <w:bCs/>
-        </w:rPr>
-        <w:t xml:space="preserve">6. D. 20 oz for $4.00 — $0.20 per oz</w:t>
-      </w:r>
-    </w:p>
-    <w:p>
-      <w:pPr>
-        <w:spacing w:after="20" w:before="0"/>
-      </w:pPr>
-      <w:r>
-        <w:t xml:space="preserve">     12 oz: $3.00 ÷ 12 = $0.25 per oz. 20 oz: $4.00 ÷ 20 = $0.20 per oz. $0.20 &lt; $0.25, so 20 oz for $4.00 is the better buy.</w:t>
-      </w:r>
-    </w:p>
-    <w:p>
-      <w:pPr>
-        <w:spacing w:after="80" w:before="0"/>
-      </w:pPr>
-      <w:r>
-        <w:rPr>
-          <w:i/>
-          <w:iCs/>
-        </w:rPr>
-        <w:t xml:space="preserve">     Watch for: A common mistake in Solve Problems with Unit Rates is comparing the total prices instead of the cost per item — the deal with the smaller total can still cost more per unit. Always reduce each option to its unit rate before you decide, then pick the lower one.</w:t>
-      </w:r>
-    </w:p>
-    <w:p>
-      <w:pPr>
-        <w:spacing w:after="40" w:before="0"/>
-      </w:pPr>
-      <w:r>
-        <w:rPr>
-          <w:b/>
-          <w:bCs/>
-        </w:rPr>
-        <w:t xml:space="preserve">7. C. 50 miles per hour</w:t>
-      </w:r>
-    </w:p>
-    <w:p>
-      <w:pPr>
-        <w:spacing w:after="20" w:before="0"/>
-      </w:pPr>
-      <w:r>
-        <w:t xml:space="preserve">     150 ÷ 3 = 50 miles per hour.</w:t>
-      </w:r>
-    </w:p>
-    <w:p>
-      <w:pPr>
-        <w:spacing w:after="80" w:before="0"/>
-      </w:pPr>
-      <w:r>
-        <w:rPr>
-          <w:i/>
-          <w:iCs/>
-        </w:rPr>
-        <w:t xml:space="preserve">     Watch for: A common mistake in Solve Problems with Unit Rates is comparing the total prices instead of the cost per item — the deal with the smaller total can still cost more per unit. Always reduce each option to its unit rate before you decide, then pick the lower one.</w:t>
-      </w:r>
-    </w:p>
-    <w:p>
-      <w:pPr>
-        <w:spacing w:after="40" w:before="0"/>
-      </w:pPr>
-      <w:r>
-        <w:rPr>
-          <w:b/>
-          <w:bCs/>
-        </w:rPr>
-        <w:t xml:space="preserve">8. D. 15 tickets for $3.00 — $0.20 each</w:t>
-      </w:r>
-    </w:p>
-    <w:p>
-      <w:pPr>
-        <w:spacing w:after="20" w:before="0"/>
-      </w:pPr>
-      <w:r>
-        <w:t xml:space="preserve">     8 for $2.00: $2.00 ÷ 8 = $0.25 each. 15 for $3.00: $3.00 ÷ 15 = $0.20 each. $0.20 &lt; $0.25, so 15 for $3.00 is cheaper per ticket.</w:t>
-      </w:r>
-    </w:p>
-    <w:p>
-      <w:pPr>
-        <w:spacing w:after="80" w:before="0"/>
-      </w:pPr>
-      <w:r>
-        <w:rPr>
-          <w:i/>
-          <w:iCs/>
-        </w:rPr>
-        <w:t xml:space="preserve">     Watch for: A common mistake in Solve Problems with Unit Rates is comparing the total prices instead of the cost per item — the deal with the smaller total can still cost more per unit. Always reduce each option to its unit rate before you decide, then pick the lower one.</w:t>
-      </w:r>
-    </w:p>
-    <w:p>
-      <w:pPr>
-        <w:spacing w:after="40" w:before="0"/>
-      </w:pPr>
-      <w:r>
-        <w:rPr>
-          <w:b/>
-          <w:bCs/>
-        </w:rPr>
-        <w:t xml:space="preserve">9. Fix our table's thinking</w:t>
-      </w:r>
-    </w:p>
-    <w:p>
-      <w:pPr>
-        <w:spacing w:after="20" w:before="0"/>
-      </w:pPr>
-      <w:r>
-        <w:t xml:space="preserve">     The mistake is in Step 2.</w:t>
-      </w:r>
-    </w:p>
-    <w:p>
-      <w:pPr>
-        <w:spacing w:after="20" w:before="0"/>
-      </w:pPr>
-      <w:r>
-        <w:t xml:space="preserve">     Correct work: The correct answer is 15 tickets for $3.00 — $0.20 each. 8 for $2.00: $2.00 ÷ 8 = $0.25 each. 15 for $3.00: $3.00 ÷ 15 = $0.20 each. $0.20 &lt; $0.25, so 15 for $3.00 is cheaper per ticket.</w:t>
-      </w:r>
-    </w:p>
     <w:sectPr>
       <w:pgSz w:w="11906" w:h="16838" w:orient="portrait"/>
       <w:pgMar w:top="720" w:right="900" w:bottom="720" w:left="900" w:header="708" w:footer="708" w:gutter="0"/>
